--- a/submission/NC/ReportingSummary_DRAFT_NC.docx
+++ b/submission/NC/ReportingSummary_DRAFT_NC.docx
@@ -100,10 +100,10 @@
         </w:trPr>
         <w:tc>
           <w:tcPr>
-            <w:vAlign w:val="center"/>
             <w:tcBorders>
               <w:bottom w:val="single" w:sz="4" w:color="auto"/>
             </w:tcBorders>
+            <w:vAlign w:val="center"/>
           </w:tcPr>
           <w:p>
             <w:pPr>
@@ -119,10 +119,10 @@
         </w:tc>
         <w:tc>
           <w:tcPr>
-            <w:vAlign w:val="center"/>
             <w:tcBorders>
               <w:bottom w:val="single" w:sz="4" w:color="auto"/>
             </w:tcBorders>
+            <w:vAlign w:val="center"/>
           </w:tcPr>
           <w:p>
             <w:pPr>
@@ -138,10 +138,10 @@
         </w:tc>
         <w:tc>
           <w:tcPr>
-            <w:vAlign w:val="center"/>
             <w:tcBorders>
               <w:bottom w:val="single" w:sz="4" w:color="auto"/>
             </w:tcBorders>
+            <w:vAlign w:val="center"/>
           </w:tcPr>
           <w:p>
             <w:pPr>
@@ -208,7 +208,7 @@
               <w:t xml:space="preserve"> </w:t>
             </w:r>
             <w:r>
-              <w:t xml:space="preserve">= 175,901 species × province × year cells, 649 events, 392 species, 31 provincial units; figure legends</w:t>
+              <w:t xml:space="preserve">= 175,640 species × province × year cells, 649 events, 392 species, 31 provincial units; figure legends</w:t>
             </w:r>
           </w:p>
         </w:tc>
@@ -673,7 +673,7 @@
         <w:pStyle w:val="FirstParagraph"/>
       </w:pPr>
       <w:r>
-        <w:t xml:space="preserve">The new-record data are version 2 of the China Bird New Record dataset (CBNR), openly available under a CC BY 4.0 licence at https://doi.org/10.5281/zenodo.20809949. Nature-reserve boundaries are openly available at https://doi.org/10.5281/zenodo.14875797. Historical monthly climate (WorldClim 2.1 downscaling of CRU TS 4.09) and CMIP6 projections are publicly available from WorldClim (https://www.worldclim.org). Species range maps are available on request from BirdLife International (http://datazone.birdlife.org/species/requestdis); their licence does not permit redistribution. Survey-effort indicators were derived from eBird/GBIF occurrence records and China Bird Report checklists (http://www.birdreport.cn); the raw records remain subject to their providers’ terms, and the province-year effort panel is provided in the project repository. [AUTHORS: add the GBIF download DOI, or register a GBIF derived dataset and cite its DOI.]</w:t>
+        <w:t xml:space="preserve">The new-record data are version 2 of the China Bird New Record dataset (CBNR), openly available under a CC BY 4.0 licence at https://doi.org/10.5281/zenodo.20809949. Nature-reserve boundaries are openly available at https://doi.org/10.5281/zenodo.14875797. Historical monthly climate (WorldClim 2.1 downscaling of CRU TS 4.09) and CMIP6 projections are publicly available from WorldClim (https://www.worldclim.org). Species range maps are available on request from BirdLife International (http://datazone.birdlife.org/species/requestdis); their licence does not permit redistribution. Survey-effort indicators were derived from eBird/GBIF occurrence records (2024 records: https://doi.org/10.15468/dl.vfeeak) and China Bird Report checklists (http://www.birdreport.cn); the raw records remain subject to their providers’ terms, and the province-year effort panel is provided in the project repository. [AUTHORS: add the GBIF download DOI for the 2002–2023 records, or register a GBIF derived dataset and cite its DOI.]</w:t>
       </w:r>
     </w:p>
     <w:bookmarkEnd w:id="11"/>
@@ -755,7 +755,7 @@
         <w:t xml:space="preserve"> </w:t>
       </w:r>
       <w:r>
-        <w:t xml:space="preserve">All 1,029 provincial new bird records in CBNR v2 (2000–2025; 568 species, 23 orders, 33 provincial units). After restricting to mainland provinces with survey-effort coverage, the 2002–2024 window, candidate cells defined by species-distribution models and complete covariates, the modelling data comprise 175,901 species × province × year cells with 649 events, 392 species and 31 provincial units. The sample is the complete compilation of peer-reviewed provincial new records rather than a sample drawn from it.</w:t>
+        <w:t xml:space="preserve">All 1,029 provincial new bird records in CBNR v2 (2000–2025; 568 species, 23 orders, 33 provincial units). After restricting to mainland provinces with survey-effort coverage, the 2002–2024 window, candidate cells defined by species-distribution models and complete covariates, the modelling data comprise 175,640 species × province × year cells with 649 events, 392 species and 31 provincial units. The sample is the complete compilation of peer-reviewed provincial new records rather than a sample drawn from it.</w:t>
       </w:r>
     </w:p>
     <w:p>
@@ -827,7 +827,7 @@
         <w:t xml:space="preserve"> </w:t>
       </w:r>
       <w:r>
-        <w:t xml:space="preserve">Taiwan, Hong Kong and Macao were excluded because the survey-effort source does not cover them. Species × province pairs first recorded before 2002 were removed as prevalent rather than incident cases. Ten records with an unusable or internally inconsistent discovery year were re-dated to publication year minus the median lag. Cells lacking effort or climate components were excluded (185,478 → 175,901 cells; 657 → 649 events). Exclusion rules follow from data coverage and the risk-set definition and were fixed before model fitting. [AUTHORS: confirm.]</w:t>
+        <w:t xml:space="preserve">Taiwan, Hong Kong and Macao were excluded because the survey-effort source does not cover them. Species × province pairs first recorded before 2002 were removed as prevalent rather than incident cases. Ten records with an unusable or internally inconsistent discovery year were re-dated to publication year minus the median lag. Cells lacking effort or climate components were excluded (185,478 → 175,640 cells; 657 → 649 events), including Guangdong in 2024, whose survey-effort source covers only 14 days of that year. Exclusion rules follow from data coverage and the risk-set definition and were fixed before model fitting. [AUTHORS: confirm.]</w:t>
       </w:r>
     </w:p>
     <w:p>
